--- a/docs/ksx3267/manual/사용설명서.docx
+++ b/docs/ksx3267/manual/사용설명서.docx
@@ -22,7 +22,7 @@
           <w:rFonts w:ascii="맑은 고딕" w:hAnsi="맑은 고딕" w:eastAsia="맑은 고딕"/>
           <w:sz w:val="21"/>
         </w:rPr>
-        <w:t>버전 1.0 (2026-08-30). KOAT 검정기준 116/117 「통합제어기」 조작 난이도 시험은 이 설명서대로 시험자가 조작한다.</w:t>
+        <w:t>버전 1.1 (2026-10-06). KOAT 검정기준 116/117 「통합제어기」 조작 난이도 시험은 이 설명서대로 시험자가 조작한다.</w:t>
       </w:r>
     </w:p>
     <w:p>
@@ -516,29 +516,128 @@
     </w:p>
     <w:p>
       <w:pPr>
-        <w:pStyle w:val="ListNumber"/>
+        <w:pStyle w:val="Heading2"/>
       </w:pPr>
       <w:r>
         <w:rPr>
           <w:rFonts w:ascii="맑은 고딕" w:hAnsi="맑은 고딕" w:eastAsia="맑은 고딕"/>
-          <w:sz w:val="21"/>
-        </w:rPr>
-        <w:t xml:space="preserve">상단 배지가 </w:t>
-      </w:r>
+          <w:b/>
+          <w:color w:val="2E4A6E"/>
+          <w:sz w:val="24"/>
+        </w:rPr>
+        <w:t>3.1 통신 설정 (①)</w:t>
+      </w:r>
+    </w:p>
+    <w:p>
+      <w:pPr>
+        <w:pStyle w:val="ListBullet"/>
+      </w:pPr>
       <w:r>
         <w:rPr>
           <w:rFonts w:ascii="맑은 고딕" w:hAnsi="맑은 고딕" w:eastAsia="맑은 고딕"/>
           <w:b/>
           <w:sz w:val="21"/>
         </w:rPr>
-        <w:t>드라이버 연결됨</w:t>
+        <w:t>연결 방식</w:t>
       </w:r>
       <w:r>
         <w:rPr>
           <w:rFonts w:ascii="맑은 고딕" w:hAnsi="맑은 고딕" w:eastAsia="맑은 고딕"/>
           <w:sz w:val="21"/>
         </w:rPr>
-        <w:t xml:space="preserve"> 인지 확인한다. "드라이버 없음"이면 현장 기사에게 연락 (RPi </w:t>
+        <w:t xml:space="preserve">(RS485 / 시뮬레이터), </w:t>
+      </w:r>
+      <w:r>
+        <w:rPr>
+          <w:rFonts w:ascii="맑은 고딕" w:hAnsi="맑은 고딕" w:eastAsia="맑은 고딕"/>
+          <w:b/>
+          <w:sz w:val="21"/>
+        </w:rPr>
+        <w:t>포트</w:t>
+      </w:r>
+      <w:r>
+        <w:rPr>
+          <w:rFonts w:ascii="맑은 고딕" w:hAnsi="맑은 고딕" w:eastAsia="맑은 고딕"/>
+          <w:sz w:val="21"/>
+        </w:rPr>
+        <w:t xml:space="preserve">, </w:t>
+      </w:r>
+      <w:r>
+        <w:rPr>
+          <w:rFonts w:ascii="맑은 고딕" w:hAnsi="맑은 고딕" w:eastAsia="맑은 고딕"/>
+          <w:b/>
+          <w:sz w:val="21"/>
+        </w:rPr>
+        <w:t>통신 속도</w:t>
+      </w:r>
+      <w:r>
+        <w:rPr>
+          <w:rFonts w:ascii="맑은 고딕" w:hAnsi="맑은 고딕" w:eastAsia="맑은 고딕"/>
+          <w:sz w:val="21"/>
+        </w:rPr>
+        <w:t xml:space="preserve">(표준 9600), </w:t>
+      </w:r>
+      <w:r>
+        <w:rPr>
+          <w:rFonts w:ascii="맑은 고딕" w:hAnsi="맑은 고딕" w:eastAsia="맑은 고딕"/>
+          <w:b/>
+          <w:sz w:val="21"/>
+        </w:rPr>
+        <w:t>응답 대기</w:t>
+      </w:r>
+      <w:r>
+        <w:rPr>
+          <w:rFonts w:ascii="맑은 고딕" w:hAnsi="맑은 고딕" w:eastAsia="맑은 고딕"/>
+          <w:sz w:val="21"/>
+        </w:rPr>
+        <w:t>를 화면에서 바꾼다. SSH 가 필요 없다.</w:t>
+      </w:r>
+    </w:p>
+    <w:p>
+      <w:pPr>
+        <w:pStyle w:val="ListBullet"/>
+      </w:pPr>
+      <w:r>
+        <w:rPr>
+          <w:rFonts w:ascii="맑은 고딕" w:hAnsi="맑은 고딕" w:eastAsia="맑은 고딕"/>
+          <w:b/>
+          <w:sz w:val="21"/>
+        </w:rPr>
+        <w:t>「시험 당일 값으로」</w:t>
+      </w:r>
+      <w:r>
+        <w:rPr>
+          <w:rFonts w:ascii="맑은 고딕" w:hAnsi="맑은 고딕" w:eastAsia="맑은 고딕"/>
+          <w:sz w:val="21"/>
+        </w:rPr>
+        <w:t xml:space="preserve"> 를 누르면 RS485 · 표준 노드 포트 · 9600 으로 한 번에 채워진다. 그 뒤 </w:t>
+      </w:r>
+      <w:r>
+        <w:rPr>
+          <w:rFonts w:ascii="맑은 고딕" w:hAnsi="맑은 고딕" w:eastAsia="맑은 고딕"/>
+          <w:b/>
+          <w:sz w:val="21"/>
+        </w:rPr>
+        <w:t>적용</w:t>
+      </w:r>
+      <w:r>
+        <w:rPr>
+          <w:rFonts w:ascii="맑은 고딕" w:hAnsi="맑은 고딕" w:eastAsia="맑은 고딕"/>
+          <w:sz w:val="21"/>
+        </w:rPr>
+        <w:t>.</w:t>
+      </w:r>
+    </w:p>
+    <w:p>
+      <w:pPr>
+        <w:pStyle w:val="ListBullet"/>
+      </w:pPr>
+      <w:r>
+        <w:rPr>
+          <w:rFonts w:ascii="맑은 고딕" w:hAnsi="맑은 고딕" w:eastAsia="맑은 고딕"/>
+          <w:sz w:val="21"/>
+        </w:rPr>
+        <w:t>자체 장치 버스(</w:t>
       </w:r>
       <w:r>
         <w:rPr>
@@ -546,14 +645,163 @@
           <w:color w:val="1F3A5F"/>
           <w:sz w:val="20"/>
         </w:rPr>
-        <w:t>pm2 ks3267d</w:t>
+        <w:t>/dev/smartfarm-485</w:t>
       </w:r>
       <w:r>
         <w:rPr>
           <w:rFonts w:ascii="맑은 고딕" w:hAnsi="맑은 고딕" w:eastAsia="맑은 고딕"/>
           <w:sz w:val="21"/>
         </w:rPr>
-        <w:t>).</w:t>
+        <w:t>)는 고를 수 없다 — 기존 릴레이·센서 제어가 멈추지 않게 막아 두었다.</w:t>
+      </w:r>
+    </w:p>
+    <w:p>
+      <w:pPr>
+        <w:pStyle w:val="ListBullet"/>
+      </w:pPr>
+      <w:r>
+        <w:rPr>
+          <w:rFonts w:ascii="맑은 고딕" w:hAnsi="맑은 고딕" w:eastAsia="맑은 고딕"/>
+          <w:b/>
+          <w:sz w:val="21"/>
+        </w:rPr>
+        <w:t>§5.4.1 연결 시험</w:t>
+      </w:r>
+      <w:r>
+        <w:rPr>
+          <w:rFonts w:ascii="맑은 고딕" w:hAnsi="맑은 고딕" w:eastAsia="맑은 고딕"/>
+          <w:sz w:val="21"/>
+        </w:rPr>
+        <w:t xml:space="preserve"> 버튼이 a)~d) 를 한 번에 판정한다.</w:t>
+      </w:r>
+    </w:p>
+    <w:p>
+      <w:pPr>
+        <w:pStyle w:val="Heading2"/>
+      </w:pPr>
+      <w:r>
+        <w:rPr>
+          <w:rFonts w:ascii="맑은 고딕" w:hAnsi="맑은 고딕" w:eastAsia="맑은 고딕"/>
+          <w:b/>
+          <w:color w:val="2E4A6E"/>
+          <w:sz w:val="24"/>
+        </w:rPr>
+        <w:t>3.2 저장 주기 (①)</w:t>
+      </w:r>
+    </w:p>
+    <w:p>
+      <w:pPr>
+        <w:pStyle w:val="ListBullet"/>
+      </w:pPr>
+      <w:r>
+        <w:rPr>
+          <w:rFonts w:ascii="맑은 고딕" w:hAnsi="맑은 고딕" w:eastAsia="맑은 고딕"/>
+          <w:sz w:val="21"/>
+        </w:rPr>
+        <w:t>표준 노드 값을 몇 초마다 한 줄로 남길지 정한다. 프리셋 10초·30초·</w:t>
+      </w:r>
+      <w:r>
+        <w:rPr>
+          <w:rFonts w:ascii="맑은 고딕" w:hAnsi="맑은 고딕" w:eastAsia="맑은 고딕"/>
+          <w:b/>
+          <w:sz w:val="21"/>
+        </w:rPr>
+        <w:t>1분(표준)</w:t>
+      </w:r>
+      <w:r>
+        <w:rPr>
+          <w:rFonts w:ascii="맑은 고딕" w:hAnsi="맑은 고딕" w:eastAsia="맑은 고딕"/>
+          <w:sz w:val="21"/>
+        </w:rPr>
+        <w:t>·5분·10분, 또는 10~3600초 직접 입력.</w:t>
+      </w:r>
+    </w:p>
+    <w:p>
+      <w:pPr>
+        <w:pStyle w:val="ListBullet"/>
+      </w:pPr>
+      <w:r>
+        <w:rPr>
+          <w:rFonts w:ascii="맑은 고딕" w:hAnsi="맑은 고딕" w:eastAsia="맑은 고딕"/>
+          <w:b/>
+          <w:sz w:val="21"/>
+        </w:rPr>
+        <w:t>검정 중에는 60초를 유지한다</w:t>
+      </w:r>
+      <w:r>
+        <w:rPr>
+          <w:rFonts w:ascii="맑은 고딕" w:hAnsi="맑은 고딕" w:eastAsia="맑은 고딕"/>
+          <w:sz w:val="21"/>
+        </w:rPr>
+        <w:t xml:space="preserve"> (KOAT 116 「1분 단위 30일」). 60초가 아니면 화면에 경고가 뜬다.</w:t>
+      </w:r>
+    </w:p>
+    <w:p>
+      <w:pPr>
+        <w:pStyle w:val="ListBullet"/>
+      </w:pPr>
+      <w:r>
+        <w:rPr>
+          <w:rFonts w:ascii="맑은 고딕" w:hAnsi="맑은 고딕" w:eastAsia="맑은 고딕"/>
+          <w:sz w:val="21"/>
+        </w:rPr>
+        <w:t xml:space="preserve">노드를 읽는 것은 이 값과 무관하게 </w:t>
+      </w:r>
+      <w:r>
+        <w:rPr>
+          <w:rFonts w:ascii="맑은 고딕" w:hAnsi="맑은 고딕" w:eastAsia="맑은 고딕"/>
+          <w:b/>
+          <w:sz w:val="21"/>
+        </w:rPr>
+        <w:t>2초마다</w:t>
+      </w:r>
+      <w:r>
+        <w:rPr>
+          <w:rFonts w:ascii="맑은 고딕" w:hAnsi="맑은 고딕" w:eastAsia="맑은 고딕"/>
+          <w:sz w:val="21"/>
+        </w:rPr>
+        <w:t>다. 저장만 이 주기로 한 줄 남긴다. 제어기를 재시작해도 설정이 유지된다.</w:t>
+      </w:r>
+    </w:p>
+    <w:p>
+      <w:pPr>
+        <w:pStyle w:val="ListBullet"/>
+      </w:pPr>
+      <w:r>
+        <w:rPr>
+          <w:rFonts w:ascii="맑은 고딕" w:hAnsi="맑은 고딕" w:eastAsia="맑은 고딕"/>
+          <w:sz w:val="21"/>
+        </w:rPr>
+        <w:t xml:space="preserve">이 설정은 </w:t>
+      </w:r>
+      <w:r>
+        <w:rPr>
+          <w:rFonts w:ascii="맑은 고딕" w:hAnsi="맑은 고딕" w:eastAsia="맑은 고딕"/>
+          <w:b/>
+          <w:sz w:val="21"/>
+        </w:rPr>
+        <w:t>제어기 로컬 저장(SQLite)</w:t>
+      </w:r>
+      <w:r>
+        <w:rPr>
+          <w:rFonts w:ascii="맑은 고딕" w:hAnsi="맑은 고딕" w:eastAsia="맑은 고딕"/>
+          <w:sz w:val="21"/>
+        </w:rPr>
+        <w:t xml:space="preserve"> 에 적용된다. 서버 저장은 1분 주기로 따로 보낸다.</w:t>
+      </w:r>
+    </w:p>
+    <w:p>
+      <w:pPr>
+        <w:pStyle w:val="Heading2"/>
+      </w:pPr>
+      <w:r>
+        <w:rPr>
+          <w:rFonts w:ascii="맑은 고딕" w:hAnsi="맑은 고딕" w:eastAsia="맑은 고딕"/>
+          <w:b/>
+          <w:color w:val="2E4A6E"/>
+          <w:sz w:val="24"/>
+        </w:rPr>
+        <w:t>3.3 노드 찾기 (②)</w:t>
       </w:r>
     </w:p>
     <w:p>
@@ -563,17 +811,9 @@
       <w:r>
         <w:rPr>
           <w:rFonts w:ascii="맑은 고딕" w:hAnsi="맑은 고딕" w:eastAsia="맑은 고딕"/>
-          <w:b/>
           <w:sz w:val="21"/>
         </w:rPr>
-        <w:t>노드 주소</w:t>
-      </w:r>
-      <w:r>
-        <w:rPr>
-          <w:rFonts w:ascii="맑은 고딕" w:hAnsi="맑은 고딕" w:eastAsia="맑은 고딕"/>
-          <w:sz w:val="21"/>
-        </w:rPr>
-        <w:t xml:space="preserve">에 노드의 슬레이브 주소를 넣고 </w:t>
+        <w:t xml:space="preserve">상단 배지가 </w:t>
       </w:r>
       <w:r>
         <w:rPr>
@@ -581,14 +821,29 @@
           <w:b/>
           <w:sz w:val="21"/>
         </w:rPr>
-        <w:t>탐색</w:t>
+        <w:t>드라이버 연결됨</w:t>
       </w:r>
       <w:r>
         <w:rPr>
           <w:rFonts w:ascii="맑은 고딕" w:hAnsi="맑은 고딕" w:eastAsia="맑은 고딕"/>
           <w:sz w:val="21"/>
         </w:rPr>
-        <w:t>을 누른다.</w:t>
+        <w:t xml:space="preserve"> 인지 확인한다. "드라이버 없음"이면 현장 기사에게 연락 (RPi </w:t>
+      </w:r>
+      <w:r>
+        <w:rPr>
+          <w:rFonts w:ascii="Consolas" w:hAnsi="Consolas" w:eastAsia="Consolas"/>
+          <w:color w:val="1F3A5F"/>
+          <w:sz w:val="20"/>
+        </w:rPr>
+        <w:t>pm2 ks3267d</w:t>
+      </w:r>
+      <w:r>
+        <w:rPr>
+          <w:rFonts w:ascii="맑은 고딕" w:hAnsi="맑은 고딕" w:eastAsia="맑은 고딕"/>
+          <w:sz w:val="21"/>
+        </w:rPr>
+        <w:t>).</w:t>
       </w:r>
     </w:p>
     <w:p>
@@ -600,6 +855,48 @@
           <w:rFonts w:ascii="맑은 고딕" w:hAnsi="맑은 고딕" w:eastAsia="맑은 고딕"/>
           <w:sz w:val="21"/>
         </w:rPr>
+        <w:t xml:space="preserve">주소를 알면 </w:t>
+      </w:r>
+      <w:r>
+        <w:rPr>
+          <w:rFonts w:ascii="맑은 고딕" w:hAnsi="맑은 고딕" w:eastAsia="맑은 고딕"/>
+          <w:b/>
+          <w:sz w:val="21"/>
+        </w:rPr>
+        <w:t>A. 주소 하나 탐색</w:t>
+      </w:r>
+      <w:r>
+        <w:rPr>
+          <w:rFonts w:ascii="맑은 고딕" w:hAnsi="맑은 고딕" w:eastAsia="맑은 고딕"/>
+          <w:sz w:val="21"/>
+        </w:rPr>
+        <w:t xml:space="preserve">, 모르면 </w:t>
+      </w:r>
+      <w:r>
+        <w:rPr>
+          <w:rFonts w:ascii="맑은 고딕" w:hAnsi="맑은 고딕" w:eastAsia="맑은 고딕"/>
+          <w:b/>
+          <w:sz w:val="21"/>
+        </w:rPr>
+        <w:t>B. 범위 자동 스캔</w:t>
+      </w:r>
+      <w:r>
+        <w:rPr>
+          <w:rFonts w:ascii="맑은 고딕" w:hAnsi="맑은 고딕" w:eastAsia="맑은 고딕"/>
+          <w:sz w:val="21"/>
+        </w:rPr>
+        <w:t>(보통 1~16, 300 ms)을 누른다.</w:t>
+      </w:r>
+    </w:p>
+    <w:p>
+      <w:pPr>
+        <w:pStyle w:val="ListNumber"/>
+      </w:pPr>
+      <w:r>
+        <w:rPr>
+          <w:rFonts w:ascii="맑은 고딕" w:hAnsi="맑은 고딕" w:eastAsia="맑은 고딕"/>
+          <w:sz w:val="21"/>
+        </w:rPr>
         <w:t>노드 카드가 나타난다: 종류(센서/구동기), 디폴트맵·레벨1 배지, 프로토콜 버전(10), 채널 수, 시리얼, 디바이스 표(번호·코드·현재 상태·우리 장치 매핑).</w:t>
       </w:r>
     </w:p>
@@ -636,7 +933,7 @@
           <w:rFonts w:ascii="맑은 고딕" w:hAnsi="맑은 고딕" w:eastAsia="맑은 고딕"/>
           <w:sz w:val="21"/>
         </w:rPr>
-        <w:t xml:space="preserve">응답이 없으면: 주소·A/B·종단·24V 를 순서대로 확인한다. 하단 </w:t>
+        <w:t xml:space="preserve">응답이 없으면: 주소·A/B·종단·24V 를 순서대로 확인한다. ④ </w:t>
       </w:r>
       <w:r>
         <w:rPr>
@@ -652,6 +949,300 @@
           <w:sz w:val="21"/>
         </w:rPr>
         <w:t>을 펼치면 보낸/받은 프레임(hex)과 타임아웃 횟수가 보인다.</w:t>
+      </w:r>
+    </w:p>
+    <w:p>
+      <w:pPr>
+        <w:pStyle w:val="ListNumber"/>
+      </w:pPr>
+      <w:r>
+        <w:rPr>
+          <w:rFonts w:ascii="맑은 고딕" w:hAnsi="맑은 고딕" w:eastAsia="맑은 고딕"/>
+          <w:sz w:val="21"/>
+        </w:rPr>
+        <w:t xml:space="preserve">노드 카드 안에서 바로 확인되는 것 — </w:t>
+      </w:r>
+      <w:r>
+        <w:rPr>
+          <w:rFonts w:ascii="맑은 고딕" w:hAnsi="맑은 고딕" w:eastAsia="맑은 고딕"/>
+          <w:b/>
+          <w:sz w:val="21"/>
+        </w:rPr>
+        <w:t>노드 기본정보 시험표</w:t>
+      </w:r>
+      <w:r>
+        <w:rPr>
+          <w:rFonts w:ascii="맑은 고딕" w:hAnsi="맑은 고딕" w:eastAsia="맑은 고딕"/>
+          <w:sz w:val="21"/>
+        </w:rPr>
+        <w:t xml:space="preserve">(§5.1.2), </w:t>
+      </w:r>
+      <w:r>
+        <w:rPr>
+          <w:rFonts w:ascii="맑은 고딕" w:hAnsi="맑은 고딕" w:eastAsia="맑은 고딕"/>
+          <w:b/>
+          <w:sz w:val="21"/>
+        </w:rPr>
+        <w:t>노드 데이터 읽기 시험표</w:t>
+      </w:r>
+      <w:r>
+        <w:rPr>
+          <w:rFonts w:ascii="맑은 고딕" w:hAnsi="맑은 고딕" w:eastAsia="맑은 고딕"/>
+          <w:sz w:val="21"/>
+        </w:rPr>
+        <w:t>(§5.1.3, 관측치·상태코드·</w:t>
+      </w:r>
+      <w:r>
+        <w:rPr>
+          <w:rFonts w:ascii="맑은 고딕" w:hAnsi="맑은 고딕" w:eastAsia="맑은 고딕"/>
+          <w:b/>
+          <w:sz w:val="21"/>
+        </w:rPr>
+        <w:t>읽은 레지스터 번지</w:t>
+      </w:r>
+      <w:r>
+        <w:rPr>
+          <w:rFonts w:ascii="맑은 고딕" w:hAnsi="맑은 고딕" w:eastAsia="맑은 고딕"/>
+          <w:sz w:val="21"/>
+        </w:rPr>
+        <w:t xml:space="preserve">, 10초마다 갱신), </w:t>
+      </w:r>
+      <w:r>
+        <w:rPr>
+          <w:rFonts w:ascii="맑은 고딕" w:hAnsi="맑은 고딕" w:eastAsia="맑은 고딕"/>
+          <w:b/>
+          <w:sz w:val="21"/>
+        </w:rPr>
+        <w:t>관측 변화 이력</w:t>
+      </w:r>
+      <w:r>
+        <w:rPr>
+          <w:rFonts w:ascii="맑은 고딕" w:hAnsi="맑은 고딕" w:eastAsia="맑은 고딕"/>
+          <w:sz w:val="21"/>
+        </w:rPr>
+        <w:t xml:space="preserve">(§5.4.3), </w:t>
+      </w:r>
+      <w:r>
+        <w:rPr>
+          <w:rFonts w:ascii="맑은 고딕" w:hAnsi="맑은 고딕" w:eastAsia="맑은 고딕"/>
+          <w:b/>
+          <w:sz w:val="21"/>
+        </w:rPr>
+        <w:t>데이터 저장 확인</w:t>
+      </w:r>
+      <w:r>
+        <w:rPr>
+          <w:rFonts w:ascii="맑은 고딕" w:hAnsi="맑은 고딕" w:eastAsia="맑은 고딕"/>
+          <w:sz w:val="21"/>
+        </w:rPr>
+        <w:t>(서버)·</w:t>
+      </w:r>
+      <w:r>
+        <w:rPr>
+          <w:rFonts w:ascii="맑은 고딕" w:hAnsi="맑은 고딕" w:eastAsia="맑은 고딕"/>
+          <w:b/>
+          <w:sz w:val="21"/>
+        </w:rPr>
+        <w:t>제어기 로컬 저장</w:t>
+      </w:r>
+      <w:r>
+        <w:rPr>
+          <w:rFonts w:ascii="맑은 고딕" w:hAnsi="맑은 고딕" w:eastAsia="맑은 고딕"/>
+          <w:sz w:val="21"/>
+        </w:rPr>
+        <w:t xml:space="preserve">(SQLite), </w:t>
+      </w:r>
+      <w:r>
+        <w:rPr>
+          <w:rFonts w:ascii="맑은 고딕" w:hAnsi="맑은 고딕" w:eastAsia="맑은 고딕"/>
+          <w:b/>
+          <w:sz w:val="21"/>
+        </w:rPr>
+        <w:t>읽는 레지스터 주소</w:t>
+      </w:r>
+      <w:r>
+        <w:rPr>
+          <w:rFonts w:ascii="맑은 고딕" w:hAnsi="맑은 고딕" w:eastAsia="맑은 고딕"/>
+          <w:sz w:val="21"/>
+        </w:rPr>
+        <w:t xml:space="preserve">, </w:t>
+      </w:r>
+      <w:r>
+        <w:rPr>
+          <w:rFonts w:ascii="맑은 고딕" w:hAnsi="맑은 고딕" w:eastAsia="맑은 고딕"/>
+          <w:b/>
+          <w:sz w:val="21"/>
+        </w:rPr>
+        <w:t>연결된 디바이스</w:t>
+      </w:r>
+      <w:r>
+        <w:rPr>
+          <w:rFonts w:ascii="맑은 고딕" w:hAnsi="맑은 고딕" w:eastAsia="맑은 고딕"/>
+          <w:sz w:val="21"/>
+        </w:rPr>
+        <w:t>.</w:t>
+      </w:r>
+    </w:p>
+    <w:p>
+      <w:pPr>
+        <w:pStyle w:val="Heading2"/>
+      </w:pPr>
+      <w:r>
+        <w:rPr>
+          <w:rFonts w:ascii="맑은 고딕" w:hAnsi="맑은 고딕" w:eastAsia="맑은 고딕"/>
+          <w:b/>
+          <w:color w:val="2E4A6E"/>
+          <w:sz w:val="24"/>
+        </w:rPr>
+        <w:t>3.4 센서를 떼거나 더 붙였을 때</w:t>
+      </w:r>
+    </w:p>
+    <w:p>
+      <w:r>
+        <w:rPr>
+          <w:rFonts w:ascii="맑은 고딕" w:hAnsi="맑은 고딕" w:eastAsia="맑은 고딕"/>
+          <w:sz w:val="21"/>
+        </w:rPr>
+        <w:t xml:space="preserve">제어기가 </w:t>
+      </w:r>
+      <w:r>
+        <w:rPr>
+          <w:rFonts w:ascii="맑은 고딕" w:hAnsi="맑은 고딕" w:eastAsia="맑은 고딕"/>
+          <w:b/>
+          <w:sz w:val="21"/>
+        </w:rPr>
+        <w:t>1분마다 노드 구성을 다시 확인한다.</w:t>
+      </w:r>
+      <w:r>
+        <w:rPr>
+          <w:rFonts w:ascii="맑은 고딕" w:hAnsi="맑은 고딕" w:eastAsia="맑은 고딕"/>
+          <w:sz w:val="21"/>
+        </w:rPr>
+        <w:t xml:space="preserve"> 센서를 떼면 60초 안에 그 자리를 읽지도 저장하지도 않고,</w:t>
+      </w:r>
+    </w:p>
+    <w:p>
+      <w:r>
+        <w:rPr>
+          <w:rFonts w:ascii="맑은 고딕" w:hAnsi="맑은 고딕" w:eastAsia="맑은 고딕"/>
+          <w:sz w:val="21"/>
+        </w:rPr>
+        <w:t>다시 꽂으면 그 자리부터 다시 읽는다. 사람이 다시 탐색을 누를 필요가 없다.</w:t>
+      </w:r>
+    </w:p>
+    <w:p>
+      <w:pPr>
+        <w:pStyle w:val="Heading2"/>
+      </w:pPr>
+      <w:r>
+        <w:rPr>
+          <w:rFonts w:ascii="맑은 고딕" w:hAnsi="맑은 고딕" w:eastAsia="맑은 고딕"/>
+          <w:b/>
+          <w:color w:val="2E4A6E"/>
+          <w:sz w:val="24"/>
+        </w:rPr>
+        <w:t>3.5 실노드 증적 만들기 (⑤)</w:t>
+      </w:r>
+    </w:p>
+    <w:p>
+      <w:r>
+        <w:rPr>
+          <w:rFonts w:ascii="맑은 고딕" w:hAnsi="맑은 고딕" w:eastAsia="맑은 고딕"/>
+          <w:sz w:val="21"/>
+        </w:rPr>
+        <w:t xml:space="preserve">버튼 하나로 지금 읽히는 것을 §5.4 / §5.5 순서로 판정해 </w:t>
+      </w:r>
+      <w:r>
+        <w:rPr>
+          <w:rFonts w:ascii="Consolas" w:hAnsi="Consolas" w:eastAsia="Consolas"/>
+          <w:color w:val="1F3A5F"/>
+          <w:sz w:val="20"/>
+        </w:rPr>
+        <w:t>report.md</w:t>
+      </w:r>
+      <w:r>
+        <w:rPr>
+          <w:rFonts w:ascii="맑은 고딕" w:hAnsi="맑은 고딕" w:eastAsia="맑은 고딕"/>
+          <w:sz w:val="21"/>
+        </w:rPr>
+        <w:t xml:space="preserve"> · </w:t>
+      </w:r>
+      <w:r>
+        <w:rPr>
+          <w:rFonts w:ascii="Consolas" w:hAnsi="Consolas" w:eastAsia="Consolas"/>
+          <w:color w:val="1F3A5F"/>
+          <w:sz w:val="20"/>
+        </w:rPr>
+        <w:t>results.json</w:t>
+      </w:r>
+      <w:r>
+        <w:rPr>
+          <w:rFonts w:ascii="맑은 고딕" w:hAnsi="맑은 고딕" w:eastAsia="맑은 고딕"/>
+          <w:sz w:val="21"/>
+        </w:rPr>
+        <w:t xml:space="preserve"> · </w:t>
+      </w:r>
+      <w:r>
+        <w:rPr>
+          <w:rFonts w:ascii="Consolas" w:hAnsi="Consolas" w:eastAsia="Consolas"/>
+          <w:color w:val="1F3A5F"/>
+          <w:sz w:val="20"/>
+        </w:rPr>
+        <w:t>frames.txt</w:t>
+      </w:r>
+      <w:r>
+        <w:rPr>
+          <w:rFonts w:ascii="맑은 고딕" w:hAnsi="맑은 고딕" w:eastAsia="맑은 고딕"/>
+          <w:sz w:val="21"/>
+        </w:rPr>
+        <w:t xml:space="preserve"> 를 제어기에 남긴다(약 5초).</w:t>
+      </w:r>
+    </w:p>
+    <w:p>
+      <w:r>
+        <w:rPr>
+          <w:rFonts w:ascii="맑은 고딕" w:hAnsi="맑은 고딕" w:eastAsia="맑은 고딕"/>
+          <w:sz w:val="21"/>
+        </w:rPr>
+        <w:t>목록에서 파일별로 내려받을 수 있다. 시험 화면 캡처의 뒷받침 자료다.</w:t>
+      </w:r>
+    </w:p>
+    <w:p>
+      <w:pPr>
+        <w:pStyle w:val="Heading2"/>
+      </w:pPr>
+      <w:r>
+        <w:rPr>
+          <w:rFonts w:ascii="맑은 고딕" w:hAnsi="맑은 고딕" w:eastAsia="맑은 고딕"/>
+          <w:b/>
+          <w:color w:val="2E4A6E"/>
+          <w:sz w:val="24"/>
+        </w:rPr>
+        <w:t>3.6 네트워크 설정 (현장 키오스크 전용)</w:t>
+      </w:r>
+    </w:p>
+    <w:p>
+      <w:r>
+        <w:rPr>
+          <w:rFonts w:ascii="맑은 고딕" w:hAnsi="맑은 고딕" w:eastAsia="맑은 고딕"/>
+          <w:sz w:val="21"/>
+        </w:rPr>
+        <w:t xml:space="preserve">설정 › </w:t>
+      </w:r>
+      <w:r>
+        <w:rPr>
+          <w:rFonts w:ascii="맑은 고딕" w:hAnsi="맑은 고딕" w:eastAsia="맑은 고딕"/>
+          <w:b/>
+          <w:sz w:val="21"/>
+        </w:rPr>
+        <w:t>네트워크</w:t>
+      </w:r>
+      <w:r>
+        <w:rPr>
+          <w:rFonts w:ascii="맑은 고딕" w:hAnsi="맑은 고딕" w:eastAsia="맑은 고딕"/>
+          <w:sz w:val="21"/>
+        </w:rPr>
+        <w:t xml:space="preserve"> 에서 키보드 없이 WiFi 를 바꿀 수 있다. 저장된 망은 비밀번호를 다시 묻지 않는다.</w:t>
       </w:r>
     </w:p>
     <w:p>
@@ -1106,7 +1697,60 @@
           <w:color w:val="1F3A5F"/>
           <w:sz w:val="28"/>
         </w:rPr>
-        <w:t>6. 데이터 조회·추출 (📄 보고서 › 데이터 조회·추출)</w:t>
+        <w:t>6. 데이터 조회·추출·시각화 (📄 보고서)</w:t>
+      </w:r>
+    </w:p>
+    <w:p>
+      <w:r>
+        <w:rPr>
+          <w:rFonts w:ascii="맑은 고딕" w:hAnsi="맑은 고딕" w:eastAsia="맑은 고딕"/>
+          <w:sz w:val="21"/>
+        </w:rPr>
+        <w:t xml:space="preserve">보고서 안에 </w:t>
+      </w:r>
+      <w:r>
+        <w:rPr>
+          <w:rFonts w:ascii="맑은 고딕" w:hAnsi="맑은 고딕" w:eastAsia="맑은 고딕"/>
+          <w:b/>
+          <w:sz w:val="21"/>
+        </w:rPr>
+        <w:t>「데이터 조회·추출」</w:t>
+      </w:r>
+      <w:r>
+        <w:rPr>
+          <w:rFonts w:ascii="맑은 고딕" w:hAnsi="맑은 고딕" w:eastAsia="맑은 고딕"/>
+          <w:sz w:val="21"/>
+        </w:rPr>
+        <w:t xml:space="preserve"> 과 </w:t>
+      </w:r>
+      <w:r>
+        <w:rPr>
+          <w:rFonts w:ascii="맑은 고딕" w:hAnsi="맑은 고딕" w:eastAsia="맑은 고딕"/>
+          <w:b/>
+          <w:sz w:val="21"/>
+        </w:rPr>
+        <w:t>「데이터 시각화」</w:t>
+      </w:r>
+      <w:r>
+        <w:rPr>
+          <w:rFonts w:ascii="맑은 고딕" w:hAnsi="맑은 고딕" w:eastAsia="맑은 고딕"/>
+          <w:sz w:val="21"/>
+        </w:rPr>
+        <w:t xml:space="preserve"> 두 탭이 있다.</w:t>
+      </w:r>
+    </w:p>
+    <w:p>
+      <w:pPr>
+        <w:pStyle w:val="Heading2"/>
+      </w:pPr>
+      <w:r>
+        <w:rPr>
+          <w:rFonts w:ascii="맑은 고딕" w:hAnsi="맑은 고딕" w:eastAsia="맑은 고딕"/>
+          <w:b/>
+          <w:color w:val="2E4A6E"/>
+          <w:sz w:val="24"/>
+        </w:rPr>
+        <w:t>6.1 데이터 조회·추출</w:t>
       </w:r>
     </w:p>
     <w:p>
@@ -1160,7 +1804,7 @@
           <w:rFonts w:ascii="맑은 고딕" w:hAnsi="맑은 고딕" w:eastAsia="맑은 고딕"/>
           <w:sz w:val="21"/>
         </w:rPr>
-        <w:t xml:space="preserve"> / 직접 입력), 항목(선택 없음 = 전체).</w:t>
+        <w:t xml:space="preserve"> / 직접 입력), 항목(선택 없음 = 전체). 고른 항목만 아래에 나온다.</w:t>
       </w:r>
     </w:p>
     <w:p>
@@ -1180,7 +1824,31 @@
           <w:rFonts w:ascii="맑은 고딕" w:hAnsi="맑은 고딕" w:eastAsia="맑은 고딕"/>
           <w:sz w:val="21"/>
         </w:rPr>
-        <w:t>: 1분 단위 행이 표로 나온다(200행/쪽). 우측에 행 수·소요 시간(3분 이내) 표시.</w:t>
+        <w:t xml:space="preserve">: 센서·장치마다 </w:t>
+      </w:r>
+      <w:r>
+        <w:rPr>
+          <w:rFonts w:ascii="맑은 고딕" w:hAnsi="맑은 고딕" w:eastAsia="맑은 고딕"/>
+          <w:b/>
+          <w:sz w:val="21"/>
+        </w:rPr>
+        <w:t>카드 하나</w:t>
+      </w:r>
+      <w:r>
+        <w:rPr>
+          <w:rFonts w:ascii="맑은 고딕" w:hAnsi="맑은 고딕" w:eastAsia="맑은 고딕"/>
+          <w:sz w:val="21"/>
+        </w:rPr>
+        <w:t>가 생기고, 위쪽 탭으로 오간다. 카드 안은 50행씩 쪽을 넘긴다.</w:t>
+      </w:r>
+    </w:p>
+    <w:p>
+      <w:r>
+        <w:rPr>
+          <w:rFonts w:ascii="맑은 고딕" w:hAnsi="맑은 고딕" w:eastAsia="맑은 고딕"/>
+          <w:sz w:val="21"/>
+        </w:rPr>
+        <w:t>우측에 행 수·소요 시간(3분 이내) 표시.</w:t>
       </w:r>
     </w:p>
     <w:p>
@@ -1193,59 +1861,14 @@
           <w:b/>
           <w:sz w:val="21"/>
         </w:rPr>
-        <w:t>추출</w:t>
+        <w:t>📈 그래프 보기</w:t>
       </w:r>
       <w:r>
         <w:rPr>
           <w:rFonts w:ascii="맑은 고딕" w:hAnsi="맑은 고딕" w:eastAsia="맑은 고딕"/>
           <w:sz w:val="21"/>
         </w:rPr>
-        <w:t xml:space="preserve">: </w:t>
-      </w:r>
-      <w:r>
-        <w:rPr>
-          <w:rFonts w:ascii="Consolas" w:hAnsi="Consolas" w:eastAsia="Consolas"/>
-          <w:color w:val="1F3A5F"/>
-          <w:sz w:val="20"/>
-        </w:rPr>
-        <w:t>.csv</w:t>
-      </w:r>
-      <w:r>
-        <w:rPr>
-          <w:rFonts w:ascii="맑은 고딕" w:hAnsi="맑은 고딕" w:eastAsia="맑은 고딕"/>
-          <w:sz w:val="21"/>
-        </w:rPr>
-        <w:t xml:space="preserve"> </w:t>
-      </w:r>
-      <w:r>
-        <w:rPr>
-          <w:rFonts w:ascii="Consolas" w:hAnsi="Consolas" w:eastAsia="Consolas"/>
-          <w:color w:val="1F3A5F"/>
-          <w:sz w:val="20"/>
-        </w:rPr>
-        <w:t>.txt</w:t>
-      </w:r>
-      <w:r>
-        <w:rPr>
-          <w:rFonts w:ascii="맑은 고딕" w:hAnsi="맑은 고딕" w:eastAsia="맑은 고딕"/>
-          <w:sz w:val="21"/>
-        </w:rPr>
-        <w:t xml:space="preserve"> 는 서버에 저장된 원본 그대로 파일로, </w:t>
-      </w:r>
-      <w:r>
-        <w:rPr>
-          <w:rFonts w:ascii="Consolas" w:hAnsi="Consolas" w:eastAsia="Consolas"/>
-          <w:color w:val="1F3A5F"/>
-          <w:sz w:val="20"/>
-        </w:rPr>
-        <w:t>.xlsx</w:t>
-      </w:r>
-      <w:r>
-        <w:rPr>
-          <w:rFonts w:ascii="맑은 고딕" w:hAnsi="맑은 고딕" w:eastAsia="맑은 고딕"/>
-          <w:sz w:val="21"/>
-        </w:rPr>
-        <w:t xml:space="preserve"> 는 조회한 표를 엑셀로 저장.</w:t>
+        <w:t>: 표 아래에 그래프가 함께 나온다(표가 사라지지 않는다).</w:t>
       </w:r>
     </w:p>
     <w:p>
@@ -1257,22 +1880,22 @@
           <w:rFonts w:ascii="맑은 고딕" w:hAnsi="맑은 고딕" w:eastAsia="맑은 고딕"/>
           <w:sz w:val="21"/>
         </w:rPr>
-        <w:t xml:space="preserve">센서 파일: </w:t>
-      </w:r>
-      <w:r>
-        <w:rPr>
-          <w:rFonts w:ascii="Consolas" w:hAnsi="Consolas" w:eastAsia="Consolas"/>
-          <w:color w:val="1F3A5F"/>
-          <w:sz w:val="20"/>
-        </w:rPr>
-        <w:t>timestamp, 센서ID…</w:t>
+        <w:t xml:space="preserve">센서는 </w:t>
+      </w:r>
+      <w:r>
+        <w:rPr>
+          <w:rFonts w:ascii="맑은 고딕" w:hAnsi="맑은 고딕" w:eastAsia="맑은 고딕"/>
+          <w:b/>
+          <w:sz w:val="21"/>
+        </w:rPr>
+        <w:t>값</w:t>
       </w:r>
       <w:r>
         <w:rPr>
           <w:rFonts w:ascii="맑은 고딕" w:hAnsi="맑은 고딕" w:eastAsia="맑은 고딕"/>
           <w:sz w:val="21"/>
         </w:rPr>
-        <w:t xml:space="preserve"> (1분 1행, 결측은 빈 칸)</w:t>
+        <w:t>을 곡선으로.</w:t>
       </w:r>
     </w:p>
     <w:p>
@@ -1284,15 +1907,58 @@
           <w:rFonts w:ascii="맑은 고딕" w:hAnsi="맑은 고딕" w:eastAsia="맑은 고딕"/>
           <w:sz w:val="21"/>
         </w:rPr>
-        <w:t xml:space="preserve">구동기 상태 파일: </w:t>
-      </w:r>
-      <w:r>
-        <w:rPr>
-          <w:rFonts w:ascii="Consolas" w:hAnsi="Consolas" w:eastAsia="Consolas"/>
-          <w:color w:val="1F3A5F"/>
-          <w:sz w:val="20"/>
-        </w:rPr>
-        <w:t>timestamp, house_id, device_id, unit, kind, n, status, status_name, remain_sec, opid</w:t>
+        <w:t xml:space="preserve">구동기는 값이 없으므로 </w:t>
+      </w:r>
+      <w:r>
+        <w:rPr>
+          <w:rFonts w:ascii="맑은 고딕" w:hAnsi="맑은 고딕" w:eastAsia="맑은 고딕"/>
+          <w:b/>
+          <w:sz w:val="21"/>
+        </w:rPr>
+        <w:t>상태코드 · 남은시간 · OPID</w:t>
+      </w:r>
+      <w:r>
+        <w:rPr>
+          <w:rFonts w:ascii="맑은 고딕" w:hAnsi="맑은 고딕" w:eastAsia="맑은 고딕"/>
+          <w:sz w:val="21"/>
+        </w:rPr>
+        <w:t xml:space="preserve"> 중에서 「그릴 항목」으로 고른다.</w:t>
+      </w:r>
+    </w:p>
+    <w:p>
+      <w:r>
+        <w:rPr>
+          <w:rFonts w:ascii="맑은 고딕" w:hAnsi="맑은 고딕" w:eastAsia="맑은 고딕"/>
+          <w:sz w:val="21"/>
+        </w:rPr>
+        <w:t xml:space="preserve">상태는 바뀐 시점까지 유지되는 값이라 </w:t>
+      </w:r>
+      <w:r>
+        <w:rPr>
+          <w:rFonts w:ascii="맑은 고딕" w:hAnsi="맑은 고딕" w:eastAsia="맑은 고딕"/>
+          <w:b/>
+          <w:sz w:val="21"/>
+        </w:rPr>
+        <w:t>계단</w:t>
+      </w:r>
+      <w:r>
+        <w:rPr>
+          <w:rFonts w:ascii="맑은 고딕" w:hAnsi="맑은 고딕" w:eastAsia="맑은 고딕"/>
+          <w:sz w:val="21"/>
+        </w:rPr>
+        <w:t>으로 그린다.</w:t>
+      </w:r>
+    </w:p>
+    <w:p>
+      <w:pPr>
+        <w:pStyle w:val="ListBullet2"/>
+      </w:pPr>
+      <w:r>
+        <w:rPr>
+          <w:rFonts w:ascii="맑은 고딕" w:hAnsi="맑은 고딕" w:eastAsia="맑은 고딕"/>
+          <w:sz w:val="21"/>
+        </w:rPr>
+        <w:t>점이 많으면 균등 간격으로 솎아 그린다(표·파일은 전체 그대로).</w:t>
       </w:r>
     </w:p>
     <w:p>
@@ -1302,9 +1968,244 @@
       <w:r>
         <w:rPr>
           <w:rFonts w:ascii="맑은 고딕" w:hAnsi="맑은 고딕" w:eastAsia="맑은 고딕"/>
+          <w:b/>
           <w:sz w:val="21"/>
         </w:rPr>
-        <w:t>대시보드 차트는 1시간~30일(30일은 1시간 단위)로 시각화한다.</w:t>
+        <w:t>파일로 저장</w:t>
+      </w:r>
+      <w:r>
+        <w:rPr>
+          <w:rFonts w:ascii="맑은 고딕" w:hAnsi="맑은 고딕" w:eastAsia="맑은 고딕"/>
+          <w:sz w:val="21"/>
+        </w:rPr>
+        <w:t xml:space="preserve">: 위쪽 </w:t>
+      </w:r>
+      <w:r>
+        <w:rPr>
+          <w:rFonts w:ascii="Consolas" w:hAnsi="Consolas" w:eastAsia="Consolas"/>
+          <w:color w:val="1F3A5F"/>
+          <w:sz w:val="20"/>
+        </w:rPr>
+        <w:t>CSV</w:t>
+      </w:r>
+      <w:r>
+        <w:rPr>
+          <w:rFonts w:ascii="맑은 고딕" w:hAnsi="맑은 고딕" w:eastAsia="맑은 고딕"/>
+          <w:sz w:val="21"/>
+        </w:rPr>
+        <w:t xml:space="preserve"> </w:t>
+      </w:r>
+      <w:r>
+        <w:rPr>
+          <w:rFonts w:ascii="Consolas" w:hAnsi="Consolas" w:eastAsia="Consolas"/>
+          <w:color w:val="1F3A5F"/>
+          <w:sz w:val="20"/>
+        </w:rPr>
+        <w:t>TXT</w:t>
+      </w:r>
+      <w:r>
+        <w:rPr>
+          <w:rFonts w:ascii="맑은 고딕" w:hAnsi="맑은 고딕" w:eastAsia="맑은 고딕"/>
+          <w:sz w:val="21"/>
+        </w:rPr>
+        <w:t xml:space="preserve"> </w:t>
+      </w:r>
+      <w:r>
+        <w:rPr>
+          <w:rFonts w:ascii="Consolas" w:hAnsi="Consolas" w:eastAsia="Consolas"/>
+          <w:color w:val="1F3A5F"/>
+          <w:sz w:val="20"/>
+        </w:rPr>
+        <w:t>XLSX</w:t>
+      </w:r>
+      <w:r>
+        <w:rPr>
+          <w:rFonts w:ascii="맑은 고딕" w:hAnsi="맑은 고딕" w:eastAsia="맑은 고딕"/>
+          <w:sz w:val="21"/>
+        </w:rPr>
+        <w:t xml:space="preserve"> 는 조회한 전체를, 카드의 </w:t>
+      </w:r>
+      <w:r>
+        <w:rPr>
+          <w:rFonts w:ascii="맑은 고딕" w:hAnsi="맑은 고딕" w:eastAsia="맑은 고딕"/>
+          <w:b/>
+          <w:sz w:val="21"/>
+        </w:rPr>
+        <w:t>「이 센서만」 `CSV` `XLSX`</w:t>
+      </w:r>
+      <w:r>
+        <w:rPr>
+          <w:rFonts w:ascii="맑은 고딕" w:hAnsi="맑은 고딕" w:eastAsia="맑은 고딕"/>
+          <w:sz w:val="21"/>
+        </w:rPr>
+        <w:t xml:space="preserve"> 는 그 센서(장치)만 저장한다.</w:t>
+      </w:r>
+    </w:p>
+    <w:p>
+      <w:pPr>
+        <w:pStyle w:val="ListBullet2"/>
+      </w:pPr>
+      <w:r>
+        <w:rPr>
+          <w:rFonts w:ascii="맑은 고딕" w:hAnsi="맑은 고딕" w:eastAsia="맑은 고딕"/>
+          <w:sz w:val="21"/>
+        </w:rPr>
+        <w:t xml:space="preserve">센서 파일: </w:t>
+      </w:r>
+      <w:r>
+        <w:rPr>
+          <w:rFonts w:ascii="Consolas" w:hAnsi="Consolas" w:eastAsia="Consolas"/>
+          <w:color w:val="1F3A5F"/>
+          <w:sz w:val="20"/>
+        </w:rPr>
+        <w:t>timestamp, 센서ID…</w:t>
+      </w:r>
+      <w:r>
+        <w:rPr>
+          <w:rFonts w:ascii="맑은 고딕" w:hAnsi="맑은 고딕" w:eastAsia="맑은 고딕"/>
+          <w:sz w:val="21"/>
+        </w:rPr>
+        <w:t xml:space="preserve"> (1분 1행, 결측은 빈 칸)</w:t>
+      </w:r>
+    </w:p>
+    <w:p>
+      <w:pPr>
+        <w:pStyle w:val="ListBullet2"/>
+      </w:pPr>
+      <w:r>
+        <w:rPr>
+          <w:rFonts w:ascii="맑은 고딕" w:hAnsi="맑은 고딕" w:eastAsia="맑은 고딕"/>
+          <w:sz w:val="21"/>
+        </w:rPr>
+        <w:t xml:space="preserve">구동기 상태 파일: </w:t>
+      </w:r>
+      <w:r>
+        <w:rPr>
+          <w:rFonts w:ascii="Consolas" w:hAnsi="Consolas" w:eastAsia="Consolas"/>
+          <w:color w:val="1F3A5F"/>
+          <w:sz w:val="20"/>
+        </w:rPr>
+        <w:t>timestamp, house_id, device_id, unit, kind, n, status, status_name, remain_sec, opid</w:t>
+      </w:r>
+    </w:p>
+    <w:p>
+      <w:pPr>
+        <w:pStyle w:val="Heading2"/>
+      </w:pPr>
+      <w:r>
+        <w:rPr>
+          <w:rFonts w:ascii="맑은 고딕" w:hAnsi="맑은 고딕" w:eastAsia="맑은 고딕"/>
+          <w:b/>
+          <w:color w:val="2E4A6E"/>
+          <w:sz w:val="24"/>
+        </w:rPr>
+        <w:t>6.2 데이터 시각화</w:t>
+      </w:r>
+    </w:p>
+    <w:p>
+      <w:pPr>
+        <w:pStyle w:val="ListBullet"/>
+      </w:pPr>
+      <w:r>
+        <w:rPr>
+          <w:rFonts w:ascii="맑은 고딕" w:hAnsi="맑은 고딕" w:eastAsia="맑은 고딕"/>
+          <w:sz w:val="21"/>
+        </w:rPr>
+        <w:t xml:space="preserve">조회·추출과 같은 구조(항목 카드 → 센서별 탭)로, 기간 </w:t>
+      </w:r>
+      <w:r>
+        <w:rPr>
+          <w:rFonts w:ascii="맑은 고딕" w:hAnsi="맑은 고딕" w:eastAsia="맑은 고딕"/>
+          <w:b/>
+          <w:sz w:val="21"/>
+        </w:rPr>
+        <w:t>1일 / 7일 / 30일</w:t>
+      </w:r>
+      <w:r>
+        <w:rPr>
+          <w:rFonts w:ascii="맑은 고딕" w:hAnsi="맑은 고딕" w:eastAsia="맑은 고딕"/>
+          <w:sz w:val="21"/>
+        </w:rPr>
+        <w:t xml:space="preserve"> 을 고른다.</w:t>
+      </w:r>
+    </w:p>
+    <w:p>
+      <w:pPr>
+        <w:pStyle w:val="ListBullet"/>
+      </w:pPr>
+      <w:r>
+        <w:rPr>
+          <w:rFonts w:ascii="맑은 고딕" w:hAnsi="맑은 고딕" w:eastAsia="맑은 고딕"/>
+          <w:b/>
+          <w:sz w:val="21"/>
+        </w:rPr>
+        <w:t>집계 단위</w:t>
+      </w:r>
+      <w:r>
+        <w:rPr>
+          <w:rFonts w:ascii="맑은 고딕" w:hAnsi="맑은 고딕" w:eastAsia="맑은 고딕"/>
+          <w:sz w:val="21"/>
+        </w:rPr>
+        <w:t>를 1 ~ 60분 사이 아무 값으로 정한다(프리셋 1·5·10·15·30·60분 또는 직접 입력).</w:t>
+      </w:r>
+    </w:p>
+    <w:p>
+      <w:pPr>
+        <w:pStyle w:val="ListBullet"/>
+      </w:pPr>
+      <w:r>
+        <w:rPr>
+          <w:rFonts w:ascii="맑은 고딕" w:hAnsi="맑은 고딕" w:eastAsia="맑은 고딕"/>
+          <w:sz w:val="21"/>
+        </w:rPr>
+        <w:t>센서마다 최저·평균·최고와 그래프를 보여 준다.</w:t>
+      </w:r>
+    </w:p>
+    <w:p>
+      <w:pPr>
+        <w:pStyle w:val="Heading2"/>
+      </w:pPr>
+      <w:r>
+        <w:rPr>
+          <w:rFonts w:ascii="맑은 고딕" w:hAnsi="맑은 고딕" w:eastAsia="맑은 고딕"/>
+          <w:b/>
+          <w:color w:val="2E4A6E"/>
+          <w:sz w:val="24"/>
+        </w:rPr>
+        <w:t>6.3 인터넷이 없을 때</w:t>
+      </w:r>
+    </w:p>
+    <w:p>
+      <w:r>
+        <w:rPr>
+          <w:rFonts w:ascii="맑은 고딕" w:hAnsi="맑은 고딕" w:eastAsia="맑은 고딕"/>
+          <w:sz w:val="21"/>
+        </w:rPr>
+        <w:t xml:space="preserve">표준노드 탭의 </w:t>
+      </w:r>
+      <w:r>
+        <w:rPr>
+          <w:rFonts w:ascii="맑은 고딕" w:hAnsi="맑은 고딕" w:eastAsia="맑은 고딕"/>
+          <w:b/>
+          <w:sz w:val="21"/>
+        </w:rPr>
+        <w:t>「제어기 로컬 저장」</w:t>
+      </w:r>
+      <w:r>
+        <w:rPr>
+          <w:rFonts w:ascii="맑은 고딕" w:hAnsi="맑은 고딕" w:eastAsia="맑은 고딕"/>
+          <w:sz w:val="21"/>
+        </w:rPr>
+        <w:t xml:space="preserve"> 카드가 제어기 안(SQLite)에 쌓인 1분 행을 그대로 보여 준다.</w:t>
+      </w:r>
+    </w:p>
+    <w:p>
+      <w:r>
+        <w:rPr>
+          <w:rFonts w:ascii="맑은 고딕" w:hAnsi="맑은 고딕" w:eastAsia="맑은 고딕"/>
+          <w:sz w:val="21"/>
+        </w:rPr>
+        <w:t>서버·인터넷 없이도 저장과 조회를 그 자리에서 확인할 수 있다.</w:t>
       </w:r>
     </w:p>
     <w:p>
@@ -1576,7 +2477,118 @@
                 <w:rFonts w:ascii="맑은 고딕" w:hAnsi="맑은 고딕" w:eastAsia="맑은 고딕"/>
                 <w:sz w:val="19"/>
               </w:rPr>
-              <w:t>RPi 재기동 시 드라이버·화면이 자동 복귀. 저장 데이터는 서버·로컬 SQLite 에 유지되며 조회·추출 가능</w:t>
+              <w:t xml:space="preserve">재기동 시 드라이버·화면이 자동 복귀하고, 노드도 다시 찾는다. 저장 데이터는 서버·로컬 SQLite 에 유지되며 조회·추출 가능. </w:t>
+            </w:r>
+            <w:r>
+              <w:rPr>
+                <w:rFonts w:ascii="맑은 고딕" w:hAnsi="맑은 고딕" w:eastAsia="맑은 고딕"/>
+                <w:b/>
+                <w:sz w:val="19"/>
+              </w:rPr>
+              <w:t>시각은 인터넷에 연결된 뒤 자동으로 맞춰진다</w:t>
+            </w:r>
+            <w:r>
+              <w:rPr>
+                <w:rFonts w:ascii="맑은 고딕" w:hAnsi="맑은 고딕" w:eastAsia="맑은 고딕"/>
+                <w:sz w:val="19"/>
+              </w:rPr>
+              <w:t>(제어기에 시계 배터리가 없어, 연결 전 몇 분은 시각이 맞지 않을 수 있다)</w:t>
+            </w:r>
+          </w:p>
+        </w:tc>
+      </w:tr>
+      <w:tr>
+        <w:tc>
+          <w:tcPr>
+            <w:tcW w:type="dxa" w:w="4873"/>
+          </w:tcPr>
+          <w:p>
+            <w:r/>
+            <w:r>
+              <w:rPr>
+                <w:rFonts w:ascii="맑은 고딕" w:hAnsi="맑은 고딕" w:eastAsia="맑은 고딕"/>
+                <w:sz w:val="19"/>
+              </w:rPr>
+              <w:t>센서를 뗐는데 값이 계속 보임</w:t>
+            </w:r>
+          </w:p>
+        </w:tc>
+        <w:tc>
+          <w:tcPr>
+            <w:tcW w:type="dxa" w:w="4873"/>
+          </w:tcPr>
+          <w:p>
+            <w:r/>
+            <w:r>
+              <w:rPr>
+                <w:rFonts w:ascii="맑은 고딕" w:hAnsi="맑은 고딕" w:eastAsia="맑은 고딕"/>
+                <w:sz w:val="19"/>
+              </w:rPr>
+              <w:t>최대 1분 기다린다. 제어기가 1분마다 노드 구성을 다시 확인해 뗀 자리를 스스로 뺀다 (§3.4)</w:t>
+            </w:r>
+          </w:p>
+        </w:tc>
+      </w:tr>
+      <w:tr>
+        <w:tc>
+          <w:tcPr>
+            <w:tcW w:type="dxa" w:w="4873"/>
+          </w:tcPr>
+          <w:p>
+            <w:r/>
+            <w:r>
+              <w:rPr>
+                <w:rFonts w:ascii="맑은 고딕" w:hAnsi="맑은 고딕" w:eastAsia="맑은 고딕"/>
+                <w:sz w:val="19"/>
+              </w:rPr>
+              <w:t>센서를 다시 꽂았는데 안 읽힘</w:t>
+            </w:r>
+          </w:p>
+        </w:tc>
+        <w:tc>
+          <w:tcPr>
+            <w:tcW w:type="dxa" w:w="4873"/>
+          </w:tcPr>
+          <w:p>
+            <w:r/>
+            <w:r>
+              <w:rPr>
+                <w:rFonts w:ascii="맑은 고딕" w:hAnsi="맑은 고딕" w:eastAsia="맑은 고딕"/>
+                <w:sz w:val="19"/>
+              </w:rPr>
+              <w:t>같다 — 최대 1분. 그래도 안 되면 주소·A/B·종단 확인</w:t>
+            </w:r>
+          </w:p>
+        </w:tc>
+      </w:tr>
+      <w:tr>
+        <w:tc>
+          <w:tcPr>
+            <w:tcW w:type="dxa" w:w="4873"/>
+          </w:tcPr>
+          <w:p>
+            <w:r/>
+            <w:r>
+              <w:rPr>
+                <w:rFonts w:ascii="맑은 고딕" w:hAnsi="맑은 고딕" w:eastAsia="맑은 고딕"/>
+                <w:sz w:val="19"/>
+              </w:rPr>
+              <w:t>그래프 버튼이 눌리지 않음</w:t>
+            </w:r>
+          </w:p>
+        </w:tc>
+        <w:tc>
+          <w:tcPr>
+            <w:tcW w:type="dxa" w:w="4873"/>
+          </w:tcPr>
+          <w:p>
+            <w:r/>
+            <w:r>
+              <w:rPr>
+                <w:rFonts w:ascii="맑은 고딕" w:hAnsi="맑은 고딕" w:eastAsia="맑은 고딕"/>
+                <w:sz w:val="19"/>
+              </w:rPr>
+              <w:t>그 항목에 숫자로 그릴 열이 없다. 구동기는 「그릴 항목」에서 상태코드·남은시간·OPID 를 고른다</w:t>
             </w:r>
           </w:p>
         </w:tc>
@@ -1630,7 +2642,61 @@
           <w:rFonts w:ascii="맑은 고딕" w:hAnsi="맑은 고딕" w:eastAsia="맑은 고딕"/>
           <w:sz w:val="21"/>
         </w:rPr>
-        <w:t>상태 저장: 센서 1분, 구동기 상태 1분 스냅샷, 제어 이력 건별. 조회기간 최대 31일/회</w:t>
+        <w:t xml:space="preserve">폴링(읽기): 2초. </w:t>
+      </w:r>
+      <w:r>
+        <w:rPr>
+          <w:rFonts w:ascii="맑은 고딕" w:hAnsi="맑은 고딕" w:eastAsia="맑은 고딕"/>
+          <w:b/>
+          <w:sz w:val="21"/>
+        </w:rPr>
+        <w:t>저장 주기: 기본 1분</w:t>
+      </w:r>
+      <w:r>
+        <w:rPr>
+          <w:rFonts w:ascii="맑은 고딕" w:hAnsi="맑은 고딕" w:eastAsia="맑은 고딕"/>
+          <w:sz w:val="21"/>
+        </w:rPr>
+        <w:t>(화면에서 10~3600초 조정, 검정 기준 1분), 구동기 상태 1분 스냅샷, 제어 이력 건별</w:t>
+      </w:r>
+    </w:p>
+    <w:p>
+      <w:pPr>
+        <w:pStyle w:val="ListBullet"/>
+      </w:pPr>
+      <w:r>
+        <w:rPr>
+          <w:rFonts w:ascii="맑은 고딕" w:hAnsi="맑은 고딕" w:eastAsia="맑은 고딕"/>
+          <w:sz w:val="21"/>
+        </w:rPr>
+        <w:t xml:space="preserve">저장 위치: 서버 + </w:t>
+      </w:r>
+      <w:r>
+        <w:rPr>
+          <w:rFonts w:ascii="맑은 고딕" w:hAnsi="맑은 고딕" w:eastAsia="맑은 고딕"/>
+          <w:b/>
+          <w:sz w:val="21"/>
+        </w:rPr>
+        <w:t>제어기 로컬 SQLite</w:t>
+      </w:r>
+      <w:r>
+        <w:rPr>
+          <w:rFonts w:ascii="맑은 고딕" w:hAnsi="맑은 고딕" w:eastAsia="맑은 고딕"/>
+          <w:sz w:val="21"/>
+        </w:rPr>
+        <w:t>(인터넷 없이 조회·추출 가능). 조회기간 최대 31일/회</w:t>
+      </w:r>
+    </w:p>
+    <w:p>
+      <w:pPr>
+        <w:pStyle w:val="ListBullet"/>
+      </w:pPr>
+      <w:r>
+        <w:rPr>
+          <w:rFonts w:ascii="맑은 고딕" w:hAnsi="맑은 고딕" w:eastAsia="맑은 고딕"/>
+          <w:sz w:val="21"/>
+        </w:rPr>
+        <w:t>시각화: 집계 단위 1~60분, 기간 1/7/30일</w:t>
       </w:r>
     </w:p>
     <w:p>
@@ -1907,7 +2973,15 @@
           <w:rFonts w:ascii="맑은 고딕" w:hAnsi="맑은 고딕" w:eastAsia="맑은 고딕"/>
           <w:sz w:val="21"/>
         </w:rPr>
-        <w:t>: 〔케이그린텍 기입 — 예: 구입일(설치 완료일)로부터 ○년〕</w:t>
+        <w:t xml:space="preserve">: 구입일(설치 완료일)로부터 </w:t>
+      </w:r>
+      <w:r>
+        <w:rPr>
+          <w:rFonts w:ascii="맑은 고딕" w:hAnsi="맑은 고딕" w:eastAsia="맑은 고딕"/>
+          <w:b/>
+          <w:sz w:val="21"/>
+        </w:rPr>
+        <w:t>1년</w:t>
       </w:r>
     </w:p>
     <w:p>
@@ -1967,7 +3041,57 @@
           <w:rFonts w:ascii="맑은 고딕" w:hAnsi="맑은 고딕" w:eastAsia="맑은 고딕"/>
           <w:sz w:val="21"/>
         </w:rPr>
-        <w:t>: 〔케이그린텍 기입 — A/S 접수 연락처·이메일·운영시간〕</w:t>
+        <w:t xml:space="preserve">: 주식회사 케이그린텍 · 전화 </w:t>
+      </w:r>
+      <w:r>
+        <w:rPr>
+          <w:rFonts w:ascii="맑은 고딕" w:hAnsi="맑은 고딕" w:eastAsia="맑은 고딕"/>
+          <w:b/>
+          <w:sz w:val="21"/>
+        </w:rPr>
+        <w:t>070-5043-8158</w:t>
+      </w:r>
+      <w:r>
+        <w:rPr>
+          <w:rFonts w:ascii="맑은 고딕" w:hAnsi="맑은 고딕" w:eastAsia="맑은 고딕"/>
+          <w:sz w:val="21"/>
+        </w:rPr>
+        <w:t xml:space="preserve"> · 이메일 </w:t>
+      </w:r>
+      <w:r>
+        <w:rPr>
+          <w:rFonts w:ascii="맑은 고딕" w:hAnsi="맑은 고딕" w:eastAsia="맑은 고딕"/>
+          <w:b/>
+          <w:sz w:val="21"/>
+        </w:rPr>
+        <w:t>afocus@naver.com</w:t>
+      </w:r>
+      <w:r>
+        <w:rPr>
+          <w:rFonts w:ascii="맑은 고딕" w:hAnsi="맑은 고딕" w:eastAsia="맑은 고딕"/>
+          <w:sz w:val="21"/>
+        </w:rPr>
+        <w:t xml:space="preserve"> · 팩스 0504-280-2597</w:t>
+      </w:r>
+    </w:p>
+    <w:p>
+      <w:pPr>
+        <w:pStyle w:val="ListBullet"/>
+      </w:pPr>
+      <w:r>
+        <w:rPr>
+          <w:rFonts w:ascii="맑은 고딕" w:hAnsi="맑은 고딕" w:eastAsia="맑은 고딕"/>
+          <w:b/>
+          <w:sz w:val="21"/>
+        </w:rPr>
+        <w:t>운영시간</w:t>
+      </w:r>
+      <w:r>
+        <w:rPr>
+          <w:rFonts w:ascii="맑은 고딕" w:hAnsi="맑은 고딕" w:eastAsia="맑은 고딕"/>
+          <w:sz w:val="21"/>
+        </w:rPr>
+        <w:t>: 평일 09:00 ~ 18:00</w:t>
       </w:r>
     </w:p>
     <w:p>
@@ -2001,7 +3125,7 @@
           <w:rFonts w:ascii="맑은 고딕" w:hAnsi="맑은 고딕" w:eastAsia="맑은 고딕"/>
           <w:sz w:val="21"/>
         </w:rPr>
-        <w:t>: 〔케이그린텍 기입 — 부품 판매처·연락처〕</w:t>
+        <w:t>: 주식회사 케이그린텍 · 070-5043-8158</w:t>
       </w:r>
     </w:p>
     <w:p>
@@ -2014,14 +3138,23 @@
           <w:b/>
           <w:sz w:val="21"/>
         </w:rPr>
-        <w:t>사후관리업소(서비스센터) 위치</w:t>
+        <w:t>사후관리업소(서비스센터)</w:t>
       </w:r>
       <w:r>
         <w:rPr>
           <w:rFonts w:ascii="맑은 고딕" w:hAnsi="맑은 고딕" w:eastAsia="맑은 고딕"/>
           <w:sz w:val="21"/>
         </w:rPr>
-        <w:t>: 〔케이그린텍 기입 — 업소명·주소·연락처(권역별 있으면 목록)〕</w:t>
+        <w:t>: 주식회사 케이그린텍 (본사)</w:t>
+      </w:r>
+    </w:p>
+    <w:p>
+      <w:r>
+        <w:rPr>
+          <w:rFonts w:ascii="맑은 고딕" w:hAnsi="맑은 고딕" w:eastAsia="맑은 고딕"/>
+          <w:sz w:val="21"/>
+        </w:rPr>
+        <w:t>경기도 안양시 만안구 전파로 53 (태광산업 별관) 303B · 070-5043-8158 · 평일 09:00 ~ 18:00</w:t>
       </w:r>
     </w:p>
     <w:p>
@@ -2067,7 +3200,15 @@
           <w:rFonts w:ascii="맑은 고딕" w:hAnsi="맑은 고딕" w:eastAsia="맑은 고딕"/>
           <w:sz w:val="21"/>
         </w:rPr>
-        <w:t>제조사: 케이그린텍  〔사업자등록번호·대표자·주소·대표 연락처 기입〕</w:t>
+        <w:t xml:space="preserve">제조사: </w:t>
+      </w:r>
+      <w:r>
+        <w:rPr>
+          <w:rFonts w:ascii="맑은 고딕" w:hAnsi="맑은 고딕" w:eastAsia="맑은 고딕"/>
+          <w:b/>
+          <w:sz w:val="21"/>
+        </w:rPr>
+        <w:t>주식회사 케이그린텍</w:t>
       </w:r>
     </w:p>
     <w:p>
@@ -2079,16 +3220,7 @@
           <w:rFonts w:ascii="맑은 고딕" w:hAnsi="맑은 고딕" w:eastAsia="맑은 고딕"/>
           <w:sz w:val="21"/>
         </w:rPr>
-        <w:t>제품명/모델: 스마트그린 통합제어기 〔모델명·형식 기입〕</w:t>
-      </w:r>
-    </w:p>
-    <w:p>
-      <w:r>
-        <w:rPr>
-          <w:rFonts w:ascii="맑은 고딕" w:hAnsi="맑은 고딕" w:eastAsia="맑은 고딕"/>
-          <w:sz w:val="21"/>
-        </w:rPr>
-        <w:t xml:space="preserve">&gt; ⚠ 〔 〕 표시 항목은 KOAT 116/117 제품사용설명서 필수 기재(무상수리기간·부품판매·사후관리업소 위치 등)로, </w:t>
+        <w:t xml:space="preserve">사업자등록번호: </w:t>
       </w:r>
       <w:r>
         <w:rPr>
@@ -2096,14 +3228,151 @@
           <w:b/>
           <w:sz w:val="21"/>
         </w:rPr>
-        <w:t>케이그린텍의 실제 사업자·A/S 정보를 채워야</w:t>
-      </w:r>
+        <w:t>666-87-01436</w:t>
+      </w:r>
+    </w:p>
+    <w:p>
+      <w:pPr>
+        <w:pStyle w:val="ListBullet"/>
+      </w:pPr>
       <w:r>
         <w:rPr>
           <w:rFonts w:ascii="맑은 고딕" w:hAnsi="맑은 고딕" w:eastAsia="맑은 고딕"/>
           <w:sz w:val="21"/>
         </w:rPr>
-        <w:t xml:space="preserve"> 검정 제출용으로 완성된다. 기술·안전·조작 내용(§1~§10)은 실제 제어기 동작 기준으로 작성됨.</w:t>
+        <w:t xml:space="preserve">주소: </w:t>
+      </w:r>
+      <w:r>
+        <w:rPr>
+          <w:rFonts w:ascii="맑은 고딕" w:hAnsi="맑은 고딕" w:eastAsia="맑은 고딕"/>
+          <w:b/>
+          <w:sz w:val="21"/>
+        </w:rPr>
+        <w:t>경기도 안양시 만안구 전파로 53 (태광산업 별관) 303B</w:t>
+      </w:r>
+    </w:p>
+    <w:p>
+      <w:pPr>
+        <w:pStyle w:val="ListBullet"/>
+      </w:pPr>
+      <w:r>
+        <w:rPr>
+          <w:rFonts w:ascii="맑은 고딕" w:hAnsi="맑은 고딕" w:eastAsia="맑은 고딕"/>
+          <w:sz w:val="21"/>
+        </w:rPr>
+        <w:t xml:space="preserve">연락처: 전화 </w:t>
+      </w:r>
+      <w:r>
+        <w:rPr>
+          <w:rFonts w:ascii="맑은 고딕" w:hAnsi="맑은 고딕" w:eastAsia="맑은 고딕"/>
+          <w:b/>
+          <w:sz w:val="21"/>
+        </w:rPr>
+        <w:t>070-5043-8158</w:t>
+      </w:r>
+      <w:r>
+        <w:rPr>
+          <w:rFonts w:ascii="맑은 고딕" w:hAnsi="맑은 고딕" w:eastAsia="맑은 고딕"/>
+          <w:sz w:val="21"/>
+        </w:rPr>
+        <w:t xml:space="preserve"> · 팩스 0504-280-2597</w:t>
+      </w:r>
+    </w:p>
+    <w:p>
+      <w:pPr>
+        <w:pStyle w:val="ListBullet"/>
+      </w:pPr>
+      <w:r>
+        <w:rPr>
+          <w:rFonts w:ascii="맑은 고딕" w:hAnsi="맑은 고딕" w:eastAsia="맑은 고딕"/>
+          <w:sz w:val="21"/>
+        </w:rPr>
+        <w:t xml:space="preserve">대표자: </w:t>
+      </w:r>
+      <w:r>
+        <w:rPr>
+          <w:rFonts w:ascii="맑은 고딕" w:hAnsi="맑은 고딕" w:eastAsia="맑은 고딕"/>
+          <w:b/>
+          <w:sz w:val="21"/>
+        </w:rPr>
+        <w:t>인준용</w:t>
+      </w:r>
+    </w:p>
+    <w:p>
+      <w:pPr>
+        <w:pStyle w:val="ListBullet"/>
+      </w:pPr>
+      <w:r>
+        <w:rPr>
+          <w:rFonts w:ascii="맑은 고딕" w:hAnsi="맑은 고딕" w:eastAsia="맑은 고딕"/>
+          <w:sz w:val="21"/>
+        </w:rPr>
+        <w:t xml:space="preserve">제품명/모델: </w:t>
+      </w:r>
+      <w:r>
+        <w:rPr>
+          <w:rFonts w:ascii="맑은 고딕" w:hAnsi="맑은 고딕" w:eastAsia="맑은 고딕"/>
+          <w:b/>
+          <w:sz w:val="21"/>
+        </w:rPr>
+        <w:t>MARO-FARM26</w:t>
+      </w:r>
+      <w:r>
+        <w:rPr>
+          <w:rFonts w:ascii="맑은 고딕" w:hAnsi="맑은 고딕" w:eastAsia="맑은 고딕"/>
+          <w:sz w:val="21"/>
+        </w:rPr>
+        <w:t xml:space="preserve"> · 형식 </w:t>
+      </w:r>
+      <w:r>
+        <w:rPr>
+          <w:rFonts w:ascii="맑은 고딕" w:hAnsi="맑은 고딕" w:eastAsia="맑은 고딕"/>
+          <w:b/>
+          <w:sz w:val="21"/>
+        </w:rPr>
+        <w:t>복합환경제어기</w:t>
+      </w:r>
+    </w:p>
+    <w:p>
+      <w:r>
+        <w:rPr>
+          <w:rFonts w:ascii="맑은 고딕" w:hAnsi="맑은 고딕" w:eastAsia="맑은 고딕"/>
+          <w:sz w:val="21"/>
+        </w:rPr>
+        <w:t xml:space="preserve">&gt; KOAT 116/117 제품사용설명서 필수 기재(무상수리기간·A/S 접수·부품 판매·사후관리업소 위치·제조사 정보)를 </w:t>
+      </w:r>
+      <w:r>
+        <w:rPr>
+          <w:rFonts w:ascii="맑은 고딕" w:hAnsi="맑은 고딕" w:eastAsia="맑은 고딕"/>
+          <w:b/>
+          <w:sz w:val="21"/>
+        </w:rPr>
+        <w:t>모두 채웠다</w:t>
+      </w:r>
+      <w:r>
+        <w:rPr>
+          <w:rFonts w:ascii="맑은 고딕" w:hAnsi="맑은 고딕" w:eastAsia="맑은 고딕"/>
+          <w:sz w:val="21"/>
+        </w:rPr>
+        <w:t xml:space="preserve"> (2026-10-06).</w:t>
+      </w:r>
+    </w:p>
+    <w:p>
+      <w:r>
+        <w:rPr>
+          <w:rFonts w:ascii="맑은 고딕" w:hAnsi="맑은 고딕" w:eastAsia="맑은 고딕"/>
+          <w:sz w:val="21"/>
+        </w:rPr>
+        <w:t>&gt; 권역별 사후관리업소가 따로 생기면 §12 에 목록을 더한다.</w:t>
+      </w:r>
+    </w:p>
+    <w:p>
+      <w:r>
+        <w:rPr>
+          <w:rFonts w:ascii="맑은 고딕" w:hAnsi="맑은 고딕" w:eastAsia="맑은 고딕"/>
+          <w:sz w:val="21"/>
+        </w:rPr>
+        <w:t>&gt; 기술·안전·조작 내용(§1~§10)은 실제 제어기 동작 기준으로 작성됨.</w:t>
       </w:r>
     </w:p>
     <w:sectPr>
